--- a/paper/EJIS_LIDE_theory_development.docx
+++ b/paper/EJIS_LIDE_theory_development.docx
@@ -62,7 +62,7 @@
           <w:sz w:val="24"/>
           <w:szCs w:val="24"/>
         </w:rPr>
-        <w:t xml:space="preserve">Organizations increasingly delegate consequential work to agentic information systems built on large language models (LLMs). Average performance is often adequate, but failures cluster in the tail: after repeated errors an agent may delete production data, tamper with evaluations, or omit safeguards it previously used. Practitioners call this the agent panicking. We treat that label as a folk description and develop a theory of loss-induced decision escalation (LIDE): a within-episode shift toward higher ex ante risk and weaker safeguards after accumulated failure. Drawing on reference-dependent evaluation, we argue that an agent judges its situation against a goal-based reference point, that scarcity cues and an unintegrated record of sunk effort intensify the resulting loss coding, and that human-like patterns can reach LLM agents through imitation of pretraining data or optimization toward outcome rewards. A simple formalization yields predictions that rival accounts (context-length degradation, capability limits, instruction pressure, and noise) do not, most sharply that success streaks should reduce risky action. The central implication is that the decision quality of a delegated agent is state dependent, so part of agent governance belongs in the decision environment rather than in model weights. We map three governance artifacts onto the mechanism, evaluate the measurement instrument on scripted agents, and report a feasibility pilot on two small open-weight models that neither supports nor refutes the account. Two preregistered experiments are specified.</w:t>
+        <w:t xml:space="preserve">Organizations increasingly delegate consequential work to agentic information systems built on large language models. Average performance is often adequate, but failures cluster in the tail: after repeated errors an agent may delete production data, tamper with evaluations, or drop safeguards it previously used. We develop a theory of loss-induced decision escalation (LIDE): a within-episode shift toward higher ex ante risk and weaker safeguards after accumulated failure. Drawing on reference-dependent evaluation, we argue that an agent judges its situation against a goal-based reference point, that scarcity cues and an unintegrated record of sunk effort intensify loss coding, and that human-like patterns can arise through imitation of pretraining data or optimization toward outcome rewards. A minimal formalization yields predictions that rival accounts (context-length degradation, capability limits, instruction pressure, noise) do not, most sharply that success streaks should reduce risky action. The central implication is that delegated decision quality is state dependent, so part of governance belongs in the decision environment rather than in model weights. We map three governance artifacts onto the mechanism, evaluate the measurement instrument on scripted agents, and report a small feasibility pilot that neither supports nor refutes the account. Two preregistered experiments are specified.</w:t>
       </w:r>
     </w:p>
     <w:p>
